--- a/Current_Roadmap.docx
+++ b/Current_Roadmap.docx
@@ -818,15 +818,7 @@
       </w:r>
       <w:proofErr w:type="spellEnd"/>
       <w:r>
-        <w:t xml:space="preserve"> </w:t>
-      </w:r>
-      <w:proofErr w:type="spellStart"/>
-      <w:r>
-        <w:t>a</w:t>
-      </w:r>
-      <w:proofErr w:type="spellEnd"/>
-      <w:r>
-        <w:t xml:space="preserve"> atteindre sa quête, tu feras là aussi apparaitre par exemple un soleil si le temps est beau, un nuage s'il est couvert, un orage si le temps est orageux, un nuage de pluie si le temps est à la pluie, une lune si c'est la nuit, etc... Tu donneras la possibilité au joueur de modifier et ajuster ces paramètres dans le menu d'administration. Tu </w:t>
+        <w:t xml:space="preserve"> a atteindre sa quête, tu feras là aussi apparaitre par exemple un soleil si le temps est beau, un nuage s'il est couvert, un orage si le temps est orageux, un nuage de pluie si le temps est à la pluie, une lune si c'est la nuit, etc... Tu donneras la possibilité au joueur de modifier et ajuster ces paramètres dans le menu d'administration. Tu </w:t>
       </w:r>
       <w:proofErr w:type="spellStart"/>
       <w:r>
@@ -7788,6 +7780,9 @@
     </w:p>
     <w:p>
       <w:pPr>
+        <w:pBdr>
+          <w:bottom w:val="single" w:sz="6" w:space="1" w:color="auto"/>
+        </w:pBdr>
         <w:spacing w:after="0"/>
       </w:pPr>
       <w:r>
@@ -7800,6 +7795,1145 @@
       <w:proofErr w:type="spellEnd"/>
       <w:r>
         <w:t xml:space="preserve"> Vercel.</w:t>
+      </w:r>
+    </w:p>
+    <w:p>
+      <w:pPr>
+        <w:spacing w:after="0"/>
+      </w:pPr>
+      <w:r>
+        <w:t>Tout est livré. Voici le récap :</w:t>
+      </w:r>
+    </w:p>
+    <w:p>
+      <w:pPr>
+        <w:spacing w:after="0"/>
+      </w:pPr>
+    </w:p>
+    <w:p>
+      <w:pPr>
+        <w:spacing w:after="0"/>
+      </w:pPr>
+      <w:r>
+        <w:rPr>
+          <w:rFonts w:ascii="Segoe UI Emoji" w:hAnsi="Segoe UI Emoji" w:cs="Segoe UI Emoji"/>
+        </w:rPr>
+        <w:t>✅</w:t>
+      </w:r>
+      <w:r>
+        <w:t xml:space="preserve"> Livré (</w:t>
+      </w:r>
+      <w:proofErr w:type="gramStart"/>
+      <w:r>
+        <w:t>commit  ae</w:t>
+      </w:r>
+      <w:proofErr w:type="gramEnd"/>
+      <w:r>
+        <w:t>17c</w:t>
+      </w:r>
+      <w:proofErr w:type="gramStart"/>
+      <w:r>
+        <w:t>28 )</w:t>
+      </w:r>
+      <w:proofErr w:type="gramEnd"/>
+    </w:p>
+    <w:p>
+      <w:pPr>
+        <w:spacing w:after="0"/>
+      </w:pPr>
+    </w:p>
+    <w:p>
+      <w:pPr>
+        <w:spacing w:after="0"/>
+      </w:pPr>
+      <w:r>
+        <w:t xml:space="preserve">1. Bouton retour dans admin → deux </w:t>
+      </w:r>
+      <w:proofErr w:type="gramStart"/>
+      <w:r>
+        <w:t>liens  Retour</w:t>
+      </w:r>
+      <w:proofErr w:type="gramEnd"/>
+      <w:r>
+        <w:t xml:space="preserve"> au </w:t>
+      </w:r>
+      <w:proofErr w:type="gramStart"/>
+      <w:r>
+        <w:t>jeu  (</w:t>
+      </w:r>
+      <w:proofErr w:type="gramEnd"/>
+      <w:r>
+        <w:t>header + bas de page).</w:t>
+      </w:r>
+    </w:p>
+    <w:p>
+      <w:pPr>
+        <w:spacing w:after="0"/>
+      </w:pPr>
+    </w:p>
+    <w:p>
+      <w:pPr>
+        <w:spacing w:after="0"/>
+        <w:rPr>
+          <w:lang w:val="en-US"/>
+        </w:rPr>
+      </w:pPr>
+      <w:r>
+        <w:rPr>
+          <w:lang w:val="en-US"/>
+        </w:rPr>
+        <w:t xml:space="preserve">2. Chat WhatsApp-like </w:t>
+      </w:r>
+      <w:proofErr w:type="gramStart"/>
+      <w:r>
+        <w:rPr>
+          <w:lang w:val="en-US"/>
+        </w:rPr>
+        <w:t>( </w:t>
+      </w:r>
+      <w:proofErr w:type="spellStart"/>
+      <w:r>
+        <w:rPr>
+          <w:lang w:val="en-US"/>
+        </w:rPr>
+        <w:t>TeamsPanel.tsx</w:t>
+      </w:r>
+      <w:proofErr w:type="spellEnd"/>
+      <w:proofErr w:type="gramEnd"/>
+      <w:r>
+        <w:rPr>
+          <w:lang w:val="en-US"/>
+        </w:rPr>
+        <w:t> </w:t>
+      </w:r>
+      <w:proofErr w:type="gramStart"/>
+      <w:r>
+        <w:rPr>
+          <w:lang w:val="en-US"/>
+        </w:rPr>
+        <w:t>) :</w:t>
+      </w:r>
+      <w:proofErr w:type="gramEnd"/>
+    </w:p>
+    <w:p>
+      <w:pPr>
+        <w:spacing w:after="0"/>
+        <w:rPr>
+          <w:lang w:val="en-US"/>
+        </w:rPr>
+      </w:pPr>
+    </w:p>
+    <w:p>
+      <w:pPr>
+        <w:spacing w:after="0"/>
+      </w:pPr>
+      <w:r>
+        <w:t xml:space="preserve">• </w:t>
+      </w:r>
+      <w:r>
+        <w:rPr>
+          <w:rFonts w:ascii="Segoe UI Emoji" w:hAnsi="Segoe UI Emoji" w:cs="Segoe UI Emoji"/>
+        </w:rPr>
+        <w:t>✏️</w:t>
+      </w:r>
+      <w:r>
+        <w:t xml:space="preserve"> Modifier son message (badge « modifié »)</w:t>
+      </w:r>
+    </w:p>
+    <w:p>
+      <w:pPr>
+        <w:spacing w:after="0"/>
+      </w:pPr>
+      <w:r>
+        <w:t xml:space="preserve">• </w:t>
+      </w:r>
+      <w:r>
+        <w:rPr>
+          <w:rFonts w:ascii="Segoe UI Emoji" w:hAnsi="Segoe UI Emoji" w:cs="Segoe UI Emoji"/>
+        </w:rPr>
+        <w:t>🗑️</w:t>
+      </w:r>
+      <w:r>
+        <w:t xml:space="preserve"> Supprimer (soft-</w:t>
+      </w:r>
+      <w:proofErr w:type="spellStart"/>
+      <w:r>
+        <w:t>delete</w:t>
+      </w:r>
+      <w:proofErr w:type="spellEnd"/>
+      <w:r>
+        <w:t xml:space="preserve"> → conservé pour admin)</w:t>
+      </w:r>
+    </w:p>
+    <w:p>
+      <w:pPr>
+        <w:spacing w:after="0"/>
+      </w:pPr>
+      <w:r>
+        <w:t xml:space="preserve">• </w:t>
+      </w:r>
+      <w:r>
+        <w:rPr>
+          <w:rFonts w:ascii="Segoe UI Emoji" w:hAnsi="Segoe UI Emoji" w:cs="Segoe UI Emoji"/>
+        </w:rPr>
+        <w:t>↩️</w:t>
+      </w:r>
+      <w:r>
+        <w:t xml:space="preserve"> Répondre à un autre joueur (aperçu du message cité)</w:t>
+      </w:r>
+    </w:p>
+    <w:p>
+      <w:pPr>
+        <w:spacing w:after="0"/>
+      </w:pPr>
+      <w:r>
+        <w:t xml:space="preserve">• </w:t>
+      </w:r>
+      <w:r>
+        <w:rPr>
+          <w:rFonts w:ascii="Segoe UI Emoji" w:hAnsi="Segoe UI Emoji" w:cs="Segoe UI Emoji"/>
+        </w:rPr>
+        <w:t>👤</w:t>
+      </w:r>
+      <w:r>
+        <w:t xml:space="preserve"> Nom d'affichage (</w:t>
+      </w:r>
+      <w:proofErr w:type="spellStart"/>
+      <w:r>
+        <w:t>localStorage</w:t>
+      </w:r>
+      <w:proofErr w:type="spellEnd"/>
+      <w:r>
+        <w:t>, éditable)</w:t>
+      </w:r>
+    </w:p>
+    <w:p>
+      <w:pPr>
+        <w:spacing w:after="0"/>
+      </w:pPr>
+      <w:r>
+        <w:t>• Historique complet accessible admin</w:t>
+      </w:r>
+    </w:p>
+    <w:p>
+      <w:pPr>
+        <w:spacing w:after="0"/>
+      </w:pPr>
+    </w:p>
+    <w:p>
+      <w:pPr>
+        <w:spacing w:after="0"/>
+      </w:pPr>
+      <w:r>
+        <w:t>3. Stats admin :</w:t>
+      </w:r>
+    </w:p>
+    <w:p>
+      <w:pPr>
+        <w:spacing w:after="0"/>
+      </w:pPr>
+    </w:p>
+    <w:p>
+      <w:pPr>
+        <w:spacing w:after="0"/>
+      </w:pPr>
+      <w:r>
+        <w:t>•  </w:t>
+      </w:r>
+      <w:proofErr w:type="spellStart"/>
+      <w:proofErr w:type="gramStart"/>
+      <w:r>
+        <w:t>PlayerStats</w:t>
+      </w:r>
+      <w:proofErr w:type="spellEnd"/>
+      <w:r>
+        <w:t>  →</w:t>
+      </w:r>
+      <w:proofErr w:type="gramEnd"/>
+      <w:r>
+        <w:t xml:space="preserve"> tape n'importe quelle adresse → </w:t>
+      </w:r>
+      <w:proofErr w:type="spellStart"/>
+      <w:r>
+        <w:t>Voxlyn</w:t>
+      </w:r>
+      <w:proofErr w:type="spellEnd"/>
+      <w:r>
+        <w:t xml:space="preserve"> + score + quêtes/PNJ/trésors/mondes complétés (batch </w:t>
+      </w:r>
+      <w:proofErr w:type="spellStart"/>
+      <w:r>
+        <w:t>multicall</w:t>
+      </w:r>
+      <w:proofErr w:type="spellEnd"/>
+      <w:r>
+        <w:t>)</w:t>
+      </w:r>
+    </w:p>
+    <w:p>
+      <w:pPr>
+        <w:spacing w:after="0"/>
+      </w:pPr>
+      <w:r>
+        <w:t>•  </w:t>
+      </w:r>
+      <w:proofErr w:type="spellStart"/>
+      <w:proofErr w:type="gramStart"/>
+      <w:r>
+        <w:t>ChatHistory</w:t>
+      </w:r>
+      <w:proofErr w:type="spellEnd"/>
+      <w:r>
+        <w:t>  →</w:t>
+      </w:r>
+      <w:proofErr w:type="gramEnd"/>
+      <w:r>
+        <w:t xml:space="preserve"> tous les messages </w:t>
+      </w:r>
+      <w:proofErr w:type="spellStart"/>
+      <w:r>
+        <w:t>Firebase</w:t>
+      </w:r>
+      <w:proofErr w:type="spellEnd"/>
+      <w:r>
+        <w:t xml:space="preserve"> filtrés par contrat, filtre optionnel par </w:t>
+      </w:r>
+      <w:proofErr w:type="spellStart"/>
+      <w:r>
+        <w:t>wallet</w:t>
+      </w:r>
+      <w:proofErr w:type="spellEnd"/>
+    </w:p>
+    <w:p>
+      <w:pPr>
+        <w:spacing w:after="0"/>
+      </w:pPr>
+    </w:p>
+    <w:p>
+      <w:pPr>
+        <w:spacing w:after="0"/>
+      </w:pPr>
+      <w:r>
+        <w:t xml:space="preserve">4. i18n complet FR/EN/ES/PT (~200 clés) : scoreboard, quêtes, PNJ, trésors, mondes, chat, </w:t>
+      </w:r>
+      <w:proofErr w:type="gramStart"/>
+      <w:r>
+        <w:t>teams</w:t>
+      </w:r>
+      <w:proofErr w:type="gramEnd"/>
+      <w:r>
+        <w:t>, admin, météo — tout traduit.</w:t>
+      </w:r>
+    </w:p>
+    <w:p>
+      <w:pPr>
+        <w:spacing w:after="0"/>
+      </w:pPr>
+    </w:p>
+    <w:p>
+      <w:pPr>
+        <w:spacing w:after="0"/>
+        <w:rPr>
+          <w:lang w:val="en-US"/>
+        </w:rPr>
+      </w:pPr>
+      <w:r>
+        <w:rPr>
+          <w:lang w:val="en-US"/>
+        </w:rPr>
+        <w:t xml:space="preserve">5. Fix bug MetaMask « RP » / « Gas limit too high </w:t>
+      </w:r>
+      <w:proofErr w:type="gramStart"/>
+      <w:r>
+        <w:rPr>
+          <w:lang w:val="en-US"/>
+        </w:rPr>
+        <w:t>» :</w:t>
+      </w:r>
+      <w:proofErr w:type="gramEnd"/>
+    </w:p>
+    <w:p>
+      <w:pPr>
+        <w:spacing w:after="0"/>
+        <w:rPr>
+          <w:lang w:val="en-US"/>
+        </w:rPr>
+      </w:pPr>
+    </w:p>
+    <w:p>
+      <w:pPr>
+        <w:spacing w:after="0"/>
+      </w:pPr>
+      <w:r>
+        <w:t>•  </w:t>
+      </w:r>
+      <w:proofErr w:type="spellStart"/>
+      <w:proofErr w:type="gramStart"/>
+      <w:r>
+        <w:t>normalizeAnswer</w:t>
+      </w:r>
+      <w:proofErr w:type="spellEnd"/>
+      <w:r>
+        <w:t>()  (</w:t>
+      </w:r>
+      <w:proofErr w:type="gramEnd"/>
+      <w:r>
+        <w:t xml:space="preserve">NFD </w:t>
+      </w:r>
+      <w:proofErr w:type="spellStart"/>
+      <w:r>
+        <w:t>strip</w:t>
+      </w:r>
+      <w:proofErr w:type="spellEnd"/>
+      <w:r>
+        <w:t xml:space="preserve"> accents + </w:t>
+      </w:r>
+      <w:proofErr w:type="spellStart"/>
+      <w:r>
+        <w:t>lowercase</w:t>
+      </w:r>
+      <w:proofErr w:type="spellEnd"/>
+      <w:r>
+        <w:t xml:space="preserve"> + trim) côté web ET </w:t>
+      </w:r>
+      <w:proofErr w:type="gramStart"/>
+      <w:r>
+        <w:t>côté  </w:t>
+      </w:r>
+      <w:proofErr w:type="spellStart"/>
+      <w:r>
+        <w:t>deploy</w:t>
+      </w:r>
+      <w:proofErr w:type="gramEnd"/>
+      <w:r>
+        <w:t>.</w:t>
+      </w:r>
+      <w:proofErr w:type="gramStart"/>
+      <w:r>
+        <w:t>ts</w:t>
+      </w:r>
+      <w:proofErr w:type="spellEnd"/>
+      <w:r>
+        <w:t>  →</w:t>
+      </w:r>
+      <w:proofErr w:type="gramEnd"/>
+      <w:r>
+        <w:t xml:space="preserve"> « Glacé », « GLACE », « </w:t>
+      </w:r>
+      <w:proofErr w:type="gramStart"/>
+      <w:r>
+        <w:t>glace  »</w:t>
+      </w:r>
+      <w:proofErr w:type="gramEnd"/>
+      <w:r>
+        <w:t xml:space="preserve"> donnent tous le même hash</w:t>
+      </w:r>
+    </w:p>
+    <w:p>
+      <w:pPr>
+        <w:spacing w:after="0"/>
+      </w:pPr>
+      <w:r>
+        <w:t xml:space="preserve">• </w:t>
+      </w:r>
+      <w:proofErr w:type="spellStart"/>
+      <w:proofErr w:type="gramStart"/>
+      <w:r>
+        <w:t>Preflight</w:t>
+      </w:r>
+      <w:proofErr w:type="spellEnd"/>
+      <w:r>
+        <w:t xml:space="preserve">  </w:t>
+      </w:r>
+      <w:proofErr w:type="spellStart"/>
+      <w:r>
+        <w:t>simulateContract</w:t>
+      </w:r>
+      <w:proofErr w:type="spellEnd"/>
+      <w:proofErr w:type="gramEnd"/>
+      <w:r>
+        <w:t xml:space="preserve">  </w:t>
+      </w:r>
+      <w:proofErr w:type="gramStart"/>
+      <w:r>
+        <w:t>avant  </w:t>
+      </w:r>
+      <w:proofErr w:type="spellStart"/>
+      <w:r>
+        <w:t>writeContract</w:t>
+      </w:r>
+      <w:proofErr w:type="spellEnd"/>
+      <w:proofErr w:type="gramEnd"/>
+      <w:r>
+        <w:t xml:space="preserve">  → si la réponse est mauvaise, le message d'erreur s'affiche </w:t>
+      </w:r>
+      <w:proofErr w:type="spellStart"/>
+      <w:r>
+        <w:t>inline</w:t>
+      </w:r>
+      <w:proofErr w:type="spellEnd"/>
+      <w:r>
+        <w:t xml:space="preserve"> dans l'UI sans même ouvrir </w:t>
+      </w:r>
+      <w:proofErr w:type="spellStart"/>
+      <w:r>
+        <w:t>MetaMask</w:t>
+      </w:r>
+      <w:proofErr w:type="spellEnd"/>
+      <w:r>
+        <w:t xml:space="preserve"> (plus jamais l'écran "va probablement échouer")</w:t>
+      </w:r>
+    </w:p>
+    <w:p>
+      <w:pPr>
+        <w:spacing w:after="0"/>
+      </w:pPr>
+    </w:p>
+    <w:p>
+      <w:pPr>
+        <w:spacing w:after="0"/>
+      </w:pPr>
+      <w:r>
+        <w:rPr>
+          <w:rFonts w:ascii="Segoe UI Emoji" w:hAnsi="Segoe UI Emoji" w:cs="Segoe UI Emoji"/>
+        </w:rPr>
+        <w:t>⚠️</w:t>
+      </w:r>
+      <w:r>
+        <w:t xml:space="preserve"> Actions de ton côté</w:t>
+      </w:r>
+    </w:p>
+    <w:p>
+      <w:pPr>
+        <w:spacing w:after="0"/>
+      </w:pPr>
+    </w:p>
+    <w:p>
+      <w:pPr>
+        <w:spacing w:after="0"/>
+      </w:pPr>
+      <w:r>
+        <w:t>1. Redéployer le contrat (le hash des réponses a changé à cause de la normalisation) :</w:t>
+      </w:r>
+    </w:p>
+    <w:p>
+      <w:pPr>
+        <w:spacing w:after="0"/>
+        <w:rPr>
+          <w:lang w:val="en-US"/>
+        </w:rPr>
+      </w:pPr>
+      <w:r>
+        <w:rPr>
+          <w:lang w:val="en-US"/>
+        </w:rPr>
+        <w:t xml:space="preserve">cd </w:t>
+      </w:r>
+      <w:proofErr w:type="gramStart"/>
+      <w:r>
+        <w:rPr>
+          <w:lang w:val="en-US"/>
+        </w:rPr>
+        <w:t>contracts ;</w:t>
+      </w:r>
+      <w:proofErr w:type="gramEnd"/>
+      <w:r>
+        <w:rPr>
+          <w:lang w:val="en-US"/>
+        </w:rPr>
+        <w:t xml:space="preserve"> </w:t>
+      </w:r>
+      <w:proofErr w:type="spellStart"/>
+      <w:r>
+        <w:rPr>
+          <w:lang w:val="en-US"/>
+        </w:rPr>
+        <w:t>npx</w:t>
+      </w:r>
+      <w:proofErr w:type="spellEnd"/>
+      <w:r>
+        <w:rPr>
+          <w:lang w:val="en-US"/>
+        </w:rPr>
+        <w:t xml:space="preserve"> hardhat run scripts/</w:t>
+      </w:r>
+      <w:proofErr w:type="spellStart"/>
+      <w:r>
+        <w:rPr>
+          <w:lang w:val="en-US"/>
+        </w:rPr>
+        <w:t>deploy.ts</w:t>
+      </w:r>
+      <w:proofErr w:type="spellEnd"/>
+      <w:r>
+        <w:rPr>
+          <w:lang w:val="en-US"/>
+        </w:rPr>
+        <w:t xml:space="preserve"> --network </w:t>
+      </w:r>
+      <w:proofErr w:type="spellStart"/>
+      <w:r>
+        <w:rPr>
+          <w:lang w:val="en-US"/>
+        </w:rPr>
+        <w:t>sepolia</w:t>
+      </w:r>
+      <w:proofErr w:type="spellEnd"/>
+    </w:p>
+    <w:p>
+      <w:pPr>
+        <w:spacing w:after="0"/>
+      </w:pPr>
+      <w:r>
+        <w:t xml:space="preserve">``` Puis mets à jour `NEXT_PUBLIC_CONTRACT_ADDRESS_SEPOLIA` dans </w:t>
+      </w:r>
+      <w:proofErr w:type="gramStart"/>
+      <w:r>
+        <w:t>`.</w:t>
+      </w:r>
+      <w:proofErr w:type="spellStart"/>
+      <w:r>
+        <w:t>env</w:t>
+      </w:r>
+      <w:proofErr w:type="gramEnd"/>
+      <w:r>
+        <w:t>.local</w:t>
+      </w:r>
+      <w:proofErr w:type="spellEnd"/>
+      <w:r>
+        <w:t xml:space="preserve">` **et sur </w:t>
+      </w:r>
+      <w:proofErr w:type="spellStart"/>
+      <w:r>
+        <w:t>Vercel</w:t>
+      </w:r>
+      <w:proofErr w:type="spellEnd"/>
+      <w:r>
+        <w:t>**.</w:t>
+      </w:r>
+    </w:p>
+    <w:p>
+      <w:pPr>
+        <w:spacing w:after="0"/>
+      </w:pPr>
+      <w:r>
+        <w:t xml:space="preserve">2. Règles </w:t>
+      </w:r>
+      <w:proofErr w:type="spellStart"/>
+      <w:r>
+        <w:t>Firebase</w:t>
+      </w:r>
+      <w:proofErr w:type="spellEnd"/>
+      <w:r>
+        <w:t xml:space="preserve"> — pour </w:t>
+      </w:r>
+      <w:proofErr w:type="gramStart"/>
+      <w:r>
+        <w:t>permettre  </w:t>
+      </w:r>
+      <w:proofErr w:type="spellStart"/>
+      <w:r>
+        <w:t>edit</w:t>
+      </w:r>
+      <w:proofErr w:type="spellEnd"/>
+      <w:proofErr w:type="gramEnd"/>
+      <w:r>
+        <w:t>/</w:t>
+      </w:r>
+      <w:proofErr w:type="spellStart"/>
+      <w:proofErr w:type="gramStart"/>
+      <w:r>
+        <w:t>delete</w:t>
+      </w:r>
+      <w:proofErr w:type="spellEnd"/>
+      <w:r>
+        <w:t>  (</w:t>
+      </w:r>
+      <w:proofErr w:type="gramEnd"/>
+      <w:r>
+        <w:t xml:space="preserve">les règles strictes actuelles peuvent bloquer les updates). Dans la console </w:t>
+      </w:r>
+      <w:proofErr w:type="spellStart"/>
+      <w:r>
+        <w:t>Firebase</w:t>
+      </w:r>
+      <w:proofErr w:type="spellEnd"/>
+      <w:r>
+        <w:t>, remplace par :</w:t>
+      </w:r>
+    </w:p>
+    <w:p>
+      <w:pPr>
+        <w:spacing w:after="0"/>
+      </w:pPr>
+      <w:r>
+        <w:t>{</w:t>
+      </w:r>
+    </w:p>
+    <w:p>
+      <w:pPr>
+        <w:spacing w:after="0"/>
+      </w:pPr>
+      <w:r>
+        <w:t xml:space="preserve">  "</w:t>
+      </w:r>
+      <w:proofErr w:type="spellStart"/>
+      <w:r>
+        <w:t>rules</w:t>
+      </w:r>
+      <w:proofErr w:type="spellEnd"/>
+      <w:proofErr w:type="gramStart"/>
+      <w:r>
+        <w:t>":</w:t>
+      </w:r>
+      <w:proofErr w:type="gramEnd"/>
+      <w:r>
+        <w:t xml:space="preserve"> {</w:t>
+      </w:r>
+    </w:p>
+    <w:p>
+      <w:pPr>
+        <w:spacing w:after="0"/>
+      </w:pPr>
+      <w:r>
+        <w:t xml:space="preserve">    "chats</w:t>
+      </w:r>
+      <w:proofErr w:type="gramStart"/>
+      <w:r>
+        <w:t>":</w:t>
+      </w:r>
+      <w:proofErr w:type="gramEnd"/>
+      <w:r>
+        <w:t xml:space="preserve"> {</w:t>
+      </w:r>
+    </w:p>
+    <w:p>
+      <w:pPr>
+        <w:spacing w:after="0"/>
+      </w:pPr>
+      <w:r>
+        <w:t xml:space="preserve">      "$</w:t>
+      </w:r>
+      <w:proofErr w:type="spellStart"/>
+      <w:r>
+        <w:t>roomKey</w:t>
+      </w:r>
+      <w:proofErr w:type="spellEnd"/>
+      <w:proofErr w:type="gramStart"/>
+      <w:r>
+        <w:t>":</w:t>
+      </w:r>
+      <w:proofErr w:type="gramEnd"/>
+      <w:r>
+        <w:t xml:space="preserve"> {</w:t>
+      </w:r>
+    </w:p>
+    <w:p>
+      <w:pPr>
+        <w:spacing w:after="0"/>
+      </w:pPr>
+      <w:r>
+        <w:t xml:space="preserve">        </w:t>
+      </w:r>
+      <w:proofErr w:type="gramStart"/>
+      <w:r>
+        <w:t>".</w:t>
+      </w:r>
+      <w:proofErr w:type="spellStart"/>
+      <w:r>
+        <w:t>read</w:t>
+      </w:r>
+      <w:proofErr w:type="spellEnd"/>
+      <w:r>
+        <w:t>":</w:t>
+      </w:r>
+      <w:proofErr w:type="gramEnd"/>
+      <w:r>
+        <w:t xml:space="preserve"> </w:t>
+      </w:r>
+      <w:proofErr w:type="spellStart"/>
+      <w:r>
+        <w:t>true</w:t>
+      </w:r>
+      <w:proofErr w:type="spellEnd"/>
+      <w:r>
+        <w:t>,</w:t>
+      </w:r>
+    </w:p>
+    <w:p>
+      <w:pPr>
+        <w:spacing w:after="0"/>
+      </w:pPr>
+      <w:r>
+        <w:t xml:space="preserve">        </w:t>
+      </w:r>
+      <w:proofErr w:type="gramStart"/>
+      <w:r>
+        <w:t>".</w:t>
+      </w:r>
+      <w:proofErr w:type="spellStart"/>
+      <w:r>
+        <w:t>indexOn</w:t>
+      </w:r>
+      <w:proofErr w:type="spellEnd"/>
+      <w:r>
+        <w:t>":</w:t>
+      </w:r>
+      <w:proofErr w:type="gramEnd"/>
+      <w:r>
+        <w:t xml:space="preserve"> ["</w:t>
+      </w:r>
+      <w:proofErr w:type="spellStart"/>
+      <w:r>
+        <w:t>ts</w:t>
+      </w:r>
+      <w:proofErr w:type="spellEnd"/>
+      <w:r>
+        <w:t>"],</w:t>
+      </w:r>
+    </w:p>
+    <w:p>
+      <w:pPr>
+        <w:spacing w:after="0"/>
+      </w:pPr>
+      <w:r>
+        <w:t xml:space="preserve">        "$</w:t>
+      </w:r>
+      <w:proofErr w:type="spellStart"/>
+      <w:r>
+        <w:t>msgId</w:t>
+      </w:r>
+      <w:proofErr w:type="spellEnd"/>
+      <w:proofErr w:type="gramStart"/>
+      <w:r>
+        <w:t>":</w:t>
+      </w:r>
+      <w:proofErr w:type="gramEnd"/>
+      <w:r>
+        <w:t xml:space="preserve"> {</w:t>
+      </w:r>
+    </w:p>
+    <w:p>
+      <w:pPr>
+        <w:spacing w:after="0"/>
+      </w:pPr>
+      <w:r>
+        <w:t xml:space="preserve">          </w:t>
+      </w:r>
+      <w:proofErr w:type="gramStart"/>
+      <w:r>
+        <w:t>".</w:t>
+      </w:r>
+      <w:proofErr w:type="spellStart"/>
+      <w:r>
+        <w:t>write</w:t>
+      </w:r>
+      <w:proofErr w:type="spellEnd"/>
+      <w:r>
+        <w:t>":</w:t>
+      </w:r>
+      <w:proofErr w:type="gramEnd"/>
+      <w:r>
+        <w:t xml:space="preserve"> "</w:t>
+      </w:r>
+      <w:proofErr w:type="spellStart"/>
+      <w:r>
+        <w:t>auth</w:t>
+      </w:r>
+      <w:proofErr w:type="spellEnd"/>
+      <w:proofErr w:type="gramStart"/>
+      <w:r>
+        <w:t xml:space="preserve"> !=</w:t>
+      </w:r>
+      <w:proofErr w:type="gramEnd"/>
+      <w:r>
+        <w:t xml:space="preserve"> </w:t>
+      </w:r>
+      <w:proofErr w:type="spellStart"/>
+      <w:r>
+        <w:t>null</w:t>
+      </w:r>
+      <w:proofErr w:type="spellEnd"/>
+      <w:r>
+        <w:t xml:space="preserve"> &amp;&amp; </w:t>
+      </w:r>
+      <w:proofErr w:type="gramStart"/>
+      <w:r>
+        <w:t>(!</w:t>
+      </w:r>
+      <w:proofErr w:type="spellStart"/>
+      <w:r>
+        <w:t>data</w:t>
+      </w:r>
+      <w:proofErr w:type="gramEnd"/>
+      <w:r>
+        <w:t>.</w:t>
+      </w:r>
+      <w:proofErr w:type="gramStart"/>
+      <w:r>
+        <w:t>exists</w:t>
+      </w:r>
+      <w:proofErr w:type="spellEnd"/>
+      <w:r>
+        <w:t>(</w:t>
+      </w:r>
+      <w:proofErr w:type="gramEnd"/>
+      <w:r>
+        <w:t xml:space="preserve">) || </w:t>
+      </w:r>
+      <w:proofErr w:type="spellStart"/>
+      <w:proofErr w:type="gramStart"/>
+      <w:r>
+        <w:t>data.child</w:t>
+      </w:r>
+      <w:proofErr w:type="spellEnd"/>
+      <w:proofErr w:type="gramEnd"/>
+      <w:r>
+        <w:t>('</w:t>
+      </w:r>
+      <w:proofErr w:type="spellStart"/>
+      <w:r>
+        <w:t>uid</w:t>
+      </w:r>
+      <w:proofErr w:type="spellEnd"/>
+      <w:r>
+        <w:t>'</w:t>
+      </w:r>
+      <w:proofErr w:type="gramStart"/>
+      <w:r>
+        <w:t>).val</w:t>
+      </w:r>
+      <w:proofErr w:type="gramEnd"/>
+      <w:r>
+        <w:t xml:space="preserve">() === </w:t>
+      </w:r>
+      <w:proofErr w:type="spellStart"/>
+      <w:r>
+        <w:t>auth.uid</w:t>
+      </w:r>
+      <w:proofErr w:type="spellEnd"/>
+      <w:r>
+        <w:t>)",</w:t>
+      </w:r>
+    </w:p>
+    <w:p>
+      <w:pPr>
+        <w:spacing w:after="0"/>
+        <w:rPr>
+          <w:lang w:val="en-US"/>
+        </w:rPr>
+      </w:pPr>
+      <w:r>
+        <w:t xml:space="preserve">          </w:t>
+      </w:r>
+      <w:proofErr w:type="gramStart"/>
+      <w:r>
+        <w:rPr>
+          <w:lang w:val="en-US"/>
+        </w:rPr>
+        <w:t>".validate</w:t>
+      </w:r>
+      <w:proofErr w:type="gramEnd"/>
+      <w:r>
+        <w:rPr>
+          <w:lang w:val="en-US"/>
+        </w:rPr>
+        <w:t>": "</w:t>
+      </w:r>
+      <w:proofErr w:type="spellStart"/>
+      <w:r>
+        <w:rPr>
+          <w:lang w:val="en-US"/>
+        </w:rPr>
+        <w:t>newData.hasChildren</w:t>
+      </w:r>
+      <w:proofErr w:type="spellEnd"/>
+      <w:r>
+        <w:rPr>
+          <w:lang w:val="en-US"/>
+        </w:rPr>
+        <w:t>(['sender','message','</w:t>
+      </w:r>
+      <w:proofErr w:type="spellStart"/>
+      <w:r>
+        <w:rPr>
+          <w:lang w:val="en-US"/>
+        </w:rPr>
+        <w:t>ts</w:t>
+      </w:r>
+      <w:proofErr w:type="spellEnd"/>
+      <w:r>
+        <w:rPr>
+          <w:lang w:val="en-US"/>
+        </w:rPr>
+        <w:t xml:space="preserve">']) &amp;&amp; </w:t>
+      </w:r>
+      <w:proofErr w:type="spellStart"/>
+      <w:r>
+        <w:rPr>
+          <w:lang w:val="en-US"/>
+        </w:rPr>
+        <w:t>newData.child</w:t>
+      </w:r>
+      <w:proofErr w:type="spellEnd"/>
+      <w:r>
+        <w:rPr>
+          <w:lang w:val="en-US"/>
+        </w:rPr>
+        <w:t>('message'</w:t>
+      </w:r>
+      <w:proofErr w:type="gramStart"/>
+      <w:r>
+        <w:rPr>
+          <w:lang w:val="en-US"/>
+        </w:rPr>
+        <w:t>).</w:t>
+      </w:r>
+      <w:proofErr w:type="spellStart"/>
+      <w:r>
+        <w:rPr>
+          <w:lang w:val="en-US"/>
+        </w:rPr>
+        <w:t>isString</w:t>
+      </w:r>
+      <w:proofErr w:type="spellEnd"/>
+      <w:proofErr w:type="gramEnd"/>
+      <w:r>
+        <w:rPr>
+          <w:lang w:val="en-US"/>
+        </w:rPr>
+        <w:t xml:space="preserve">() &amp;&amp; </w:t>
+      </w:r>
+      <w:proofErr w:type="spellStart"/>
+      <w:r>
+        <w:rPr>
+          <w:lang w:val="en-US"/>
+        </w:rPr>
+        <w:t>newData.child</w:t>
+      </w:r>
+      <w:proofErr w:type="spellEnd"/>
+      <w:r>
+        <w:rPr>
+          <w:lang w:val="en-US"/>
+        </w:rPr>
+        <w:t>('message'</w:t>
+      </w:r>
+      <w:proofErr w:type="gramStart"/>
+      <w:r>
+        <w:rPr>
+          <w:lang w:val="en-US"/>
+        </w:rPr>
+        <w:t>).</w:t>
+      </w:r>
+      <w:proofErr w:type="spellStart"/>
+      <w:r>
+        <w:rPr>
+          <w:lang w:val="en-US"/>
+        </w:rPr>
+        <w:t>val</w:t>
+      </w:r>
+      <w:proofErr w:type="spellEnd"/>
+      <w:proofErr w:type="gramEnd"/>
+      <w:r>
+        <w:rPr>
+          <w:lang w:val="en-US"/>
+        </w:rPr>
+        <w:t>(</w:t>
+      </w:r>
+      <w:proofErr w:type="gramStart"/>
+      <w:r>
+        <w:rPr>
+          <w:lang w:val="en-US"/>
+        </w:rPr>
+        <w:t>).length</w:t>
+      </w:r>
+      <w:proofErr w:type="gramEnd"/>
+      <w:r>
+        <w:rPr>
+          <w:lang w:val="en-US"/>
+        </w:rPr>
+        <w:t xml:space="preserve"> &lt;= 280"</w:t>
+      </w:r>
+    </w:p>
+    <w:p>
+      <w:pPr>
+        <w:spacing w:after="0"/>
+      </w:pPr>
+      <w:r>
+        <w:rPr>
+          <w:lang w:val="en-US"/>
+        </w:rPr>
+        <w:t xml:space="preserve">        </w:t>
+      </w:r>
+      <w:r>
+        <w:t>}</w:t>
+      </w:r>
+    </w:p>
+    <w:p>
+      <w:pPr>
+        <w:spacing w:after="0"/>
+      </w:pPr>
+      <w:r>
+        <w:t xml:space="preserve">      }</w:t>
+      </w:r>
+    </w:p>
+    <w:p>
+      <w:pPr>
+        <w:spacing w:after="0"/>
+      </w:pPr>
+      <w:r>
+        <w:t xml:space="preserve">    }</w:t>
+      </w:r>
+    </w:p>
+    <w:p>
+      <w:pPr>
+        <w:spacing w:after="0"/>
+      </w:pPr>
+      <w:r>
+        <w:t xml:space="preserve">  }</w:t>
+      </w:r>
+    </w:p>
+    <w:p>
+      <w:pPr>
+        <w:spacing w:after="0"/>
+      </w:pPr>
+      <w:r>
+        <w:t>}</w:t>
+      </w:r>
+    </w:p>
+    <w:p>
+      <w:pPr>
+        <w:spacing w:after="0"/>
+      </w:pPr>
+      <w:r>
+        <w:t xml:space="preserve">``` Ça autorise uniquement l'auteur (via son UID </w:t>
+      </w:r>
+      <w:proofErr w:type="spellStart"/>
+      <w:r>
+        <w:t>anon</w:t>
+      </w:r>
+      <w:proofErr w:type="spellEnd"/>
+      <w:r>
+        <w:t>) à modifier/supprimer ses propres messages.</w:t>
+      </w:r>
+    </w:p>
+    <w:p>
+      <w:pPr>
+        <w:pBdr>
+          <w:bottom w:val="single" w:sz="6" w:space="1" w:color="auto"/>
+        </w:pBdr>
+        <w:spacing w:after="0"/>
+      </w:pPr>
+      <w:r>
+        <w:t xml:space="preserve">3. </w:t>
+      </w:r>
+      <w:proofErr w:type="spellStart"/>
+      <w:r>
+        <w:t>Vercel</w:t>
+      </w:r>
+      <w:proofErr w:type="spellEnd"/>
+      <w:r>
+        <w:t xml:space="preserve"> redéploiera auto sur le push.</w:t>
       </w:r>
     </w:p>
     <w:p>
